--- a/lessons/3-6/downloads/reveal/teacher/3.6-session-2-lesson-plan.docx
+++ b/lessons/3-6/downloads/reveal/teacher/3.6-session-2-lesson-plan.docx
@@ -19,6 +19,7 @@
     </w:p>
     <w:p>
       <w:pPr>
+        <w:pStyle w:val="Heading1"/>
         <w:spacing w:after="0" w:before="0"/>
       </w:pPr>
       <w:r>
@@ -5972,6 +5973,7 @@
           </w:tcPr>
           <w:p>
             <w:pPr>
+              <w:pStyle w:val="Heading2"/>
               <w:spacing w:after="0" w:before="0"/>
             </w:pPr>
             <w:r>
@@ -8600,7 +8602,117 @@
         <w:color w:val="6B7785"/>
         <w:sz w:val="16"/>
       </w:rPr>
-      <w:t>Lesson 3-6 · Converting Within One System · Session 2 Lesson Plan · Teacher copy — contains IEP information</w:t>
+      <w:t>3-6 · Page </w:t>
+    </w:r>
+    <w:r>
+      <w:rPr>
+        <w:rFonts w:ascii="Calibri" w:hAnsi="Calibri"/>
+        <w:b w:val="0"/>
+        <w:i w:val="0"/>
+        <w:color w:val="6B7785"/>
+        <w:sz w:val="16"/>
+      </w:rPr>
+      <w:fldChar w:fldCharType="begin"/>
+    </w:r>
+    <w:r>
+      <w:rPr>
+        <w:rFonts w:ascii="Calibri" w:hAnsi="Calibri"/>
+        <w:b w:val="0"/>
+        <w:i w:val="0"/>
+        <w:color w:val="6B7785"/>
+        <w:sz w:val="16"/>
+      </w:rPr>
+      <w:instrText xml:space="preserve"> PAGE </w:instrText>
+    </w:r>
+    <w:r>
+      <w:rPr>
+        <w:rFonts w:ascii="Calibri" w:hAnsi="Calibri"/>
+        <w:b w:val="0"/>
+        <w:i w:val="0"/>
+        <w:color w:val="6B7785"/>
+        <w:sz w:val="16"/>
+      </w:rPr>
+      <w:fldChar w:fldCharType="separate"/>
+    </w:r>
+    <w:r>
+      <w:rPr>
+        <w:rFonts w:ascii="Calibri" w:hAnsi="Calibri"/>
+        <w:b w:val="0"/>
+        <w:i w:val="0"/>
+        <w:color w:val="6B7785"/>
+        <w:sz w:val="16"/>
+      </w:rPr>
+      <w:t xml:space="preserve">1</w:t>
+    </w:r>
+    <w:r>
+      <w:rPr>
+        <w:rFonts w:ascii="Calibri" w:hAnsi="Calibri"/>
+        <w:b w:val="0"/>
+        <w:i w:val="0"/>
+        <w:color w:val="6B7785"/>
+        <w:sz w:val="16"/>
+      </w:rPr>
+      <w:fldChar w:fldCharType="end"/>
+    </w:r>
+    <w:r>
+      <w:rPr>
+        <w:rFonts w:ascii="Calibri" w:hAnsi="Calibri"/>
+        <w:b w:val="0"/>
+        <w:i w:val="0"/>
+        <w:color w:val="6B7785"/>
+        <w:sz w:val="16"/>
+      </w:rPr>
+      <w:t xml:space="preserve"> of </w:t>
+    </w:r>
+    <w:r>
+      <w:rPr>
+        <w:rFonts w:ascii="Calibri" w:hAnsi="Calibri"/>
+        <w:b w:val="0"/>
+        <w:i w:val="0"/>
+        <w:color w:val="6B7785"/>
+        <w:sz w:val="16"/>
+      </w:rPr>
+      <w:fldChar w:fldCharType="begin"/>
+    </w:r>
+    <w:r>
+      <w:rPr>
+        <w:rFonts w:ascii="Calibri" w:hAnsi="Calibri"/>
+        <w:b w:val="0"/>
+        <w:i w:val="0"/>
+        <w:color w:val="6B7785"/>
+        <w:sz w:val="16"/>
+      </w:rPr>
+      <w:instrText xml:space="preserve"> NUMPAGES </w:instrText>
+    </w:r>
+    <w:r>
+      <w:rPr>
+        <w:rFonts w:ascii="Calibri" w:hAnsi="Calibri"/>
+        <w:b w:val="0"/>
+        <w:i w:val="0"/>
+        <w:color w:val="6B7785"/>
+        <w:sz w:val="16"/>
+      </w:rPr>
+      <w:fldChar w:fldCharType="separate"/>
+    </w:r>
+    <w:r>
+      <w:rPr>
+        <w:rFonts w:ascii="Calibri" w:hAnsi="Calibri"/>
+        <w:b w:val="0"/>
+        <w:i w:val="0"/>
+        <w:color w:val="6B7785"/>
+        <w:sz w:val="16"/>
+      </w:rPr>
+      <w:t xml:space="preserve">1</w:t>
+    </w:r>
+    <w:r>
+      <w:rPr>
+        <w:rFonts w:ascii="Calibri" w:hAnsi="Calibri"/>
+        <w:b w:val="0"/>
+        <w:i w:val="0"/>
+        <w:color w:val="6B7785"/>
+        <w:sz w:val="16"/>
+      </w:rPr>
+      <w:fldChar w:fldCharType="end"/>
     </w:r>
   </w:p>
 </w:ftr>
@@ -9021,49 +9133,20 @@
   <w:style w:type="paragraph" w:styleId="Heading1">
     <w:name w:val="heading 1"/>
     <w:basedOn w:val="Normal"/>
-    <w:next w:val="Normal"/>
-    <w:link w:val="Heading1Char"/>
-    <w:uiPriority w:val="9"/>
-    <w:qFormat/>
-    <w:rsid w:val="00FC693F"/>
     <w:pPr>
-      <w:keepNext/>
-      <w:keepLines/>
-      <w:spacing w:before="480" w:after="0"/>
       <w:outlineLvl w:val="0"/>
+      <w:keepNext w:val="0"/>
+      <w:keepLines w:val="0"/>
     </w:pPr>
-    <w:rPr>
-      <w:rFonts w:asciiTheme="majorHAnsi" w:eastAsiaTheme="majorEastAsia" w:hAnsiTheme="majorHAnsi" w:cstheme="majorBidi"/>
-      <w:b/>
-      <w:bCs/>
-      <w:color w:val="365F91" w:themeColor="accent1" w:themeShade="BF"/>
-      <w:sz w:val="28"/>
-      <w:szCs w:val="28"/>
-    </w:rPr>
   </w:style>
   <w:style w:type="paragraph" w:styleId="Heading2">
     <w:name w:val="heading 2"/>
     <w:basedOn w:val="Normal"/>
-    <w:next w:val="Normal"/>
-    <w:link w:val="Heading2Char"/>
-    <w:uiPriority w:val="9"/>
-    <w:unhideWhenUsed/>
-    <w:qFormat/>
-    <w:rsid w:val="00FC693F"/>
     <w:pPr>
-      <w:keepNext/>
-      <w:keepLines/>
-      <w:spacing w:before="200" w:after="0"/>
       <w:outlineLvl w:val="1"/>
+      <w:keepNext w:val="0"/>
+      <w:keepLines w:val="0"/>
     </w:pPr>
-    <w:rPr>
-      <w:rFonts w:asciiTheme="majorHAnsi" w:eastAsiaTheme="majorEastAsia" w:hAnsiTheme="majorHAnsi" w:cstheme="majorBidi"/>
-      <w:b/>
-      <w:bCs/>
-      <w:color w:val="4F81BD" w:themeColor="accent1"/>
-      <w:sz w:val="26"/>
-      <w:szCs w:val="26"/>
-    </w:rPr>
   </w:style>
   <w:style w:type="paragraph" w:styleId="Heading3">
     <w:name w:val="heading 3"/>
